--- a/blue-light-detection/解题技术思路和最优方案报告.docx
+++ b/blue-light-detection/解题技术思路和最优方案报告.docx
@@ -46,16 +46,16 @@
         <w:rPr>
           <w:rFonts w:hint="eastAsia"/>
         </w:rPr>
-        <w:t xml:space="preserve">本方案采用“图像增强</w:t>
-      </w:r>
-      <w:r>
-        <w:t xml:space="preserve"> + HSV </w:t>
-      </w:r>
-      <w:r>
-        <w:rPr>
-          <w:rFonts w:hint="eastAsia"/>
-        </w:rPr>
-        <w:t xml:space="preserve">蓝光分割</w:t>
+        <w:t xml:space="preserve">本方案采用“图像预处理</w:t>
+      </w:r>
+      <w:r>
+        <w:t xml:space="preserve"> + YOLO </w:t>
+      </w:r>
+      <w:r>
+        <w:rPr>
+          <w:rFonts w:hint="eastAsia"/>
+        </w:rPr>
+        <w:t xml:space="preserve">车辆检测</w:t>
       </w:r>
       <w:r>
         <w:t xml:space="preserve"> + </w:t>
@@ -64,7 +64,7 @@
         <w:rPr>
           <w:rFonts w:hint="eastAsia"/>
         </w:rPr>
-        <w:t xml:space="preserve">形态学去噪</w:t>
+        <w:t xml:space="preserve">小型高亮蓝光候选提取</w:t>
       </w:r>
       <w:r>
         <w:t xml:space="preserve"> + </w:t>
@@ -73,7 +73,7 @@
         <w:rPr>
           <w:rFonts w:hint="eastAsia"/>
         </w:rPr>
-        <w:t xml:space="preserve">轻量车辆检测</w:t>
+        <w:t xml:space="preserve">成对车灯反推车辆候选</w:t>
       </w:r>
       <w:r>
         <w:t xml:space="preserve"> + </w:t>
@@ -82,7 +82,7 @@
         <w:rPr>
           <w:rFonts w:hint="eastAsia"/>
         </w:rPr>
-        <w:t xml:space="preserve">蓝光-车辆空间关联</w:t>
+        <w:t xml:space="preserve">车身结构验证</w:t>
       </w:r>
       <w:r>
         <w:t xml:space="preserve"> + </w:t>
@@ -91,7 +91,27 @@
         <w:rPr>
           <w:rFonts w:hint="eastAsia"/>
         </w:rPr>
-        <w:t xml:space="preserve">干扰过滤”的组合算法。传统图像处理负责提取颜色与亮度特征，AI</w:t>
+        <w:t xml:space="preserve">车辆蓝光来源分类”的组合算法。算法设计的核心原则是：蓝光检测必须以车辆为主体，既要识别蓝光车灯车辆，也要识别车身、挡风玻璃、号牌附近的蓝光反光车辆，同时过滤路牌、路灯等环境干扰蓝光。</w:t>
+      </w:r>
+    </w:p>
+    <w:p>
+      <w:pPr>
+        <w:pStyle w:val="BodyText"/>
+      </w:pPr>
+      <w:r>
+        <w:rPr>
+          <w:rFonts w:hint="eastAsia"/>
+        </w:rPr>
+        <w:t xml:space="preserve">因此，系统先用</w:t>
+      </w:r>
+      <w:r>
+        <w:t xml:space="preserve"> YOLOv8n </w:t>
+      </w:r>
+      <w:r>
+        <w:rPr>
+          <w:rFonts w:hint="eastAsia"/>
+        </w:rPr>
+        <w:t xml:space="preserve">获取明显车辆框；对于夜间远处车辆，由于车身可能很暗、YOLO</w:t>
       </w:r>
       <w:r>
         <w:t xml:space="preserve"> </w:t>
@@ -100,7 +120,7 @@
         <w:rPr>
           <w:rFonts w:hint="eastAsia"/>
         </w:rPr>
-        <w:t xml:space="preserve">目标检测负责提供车辆空间先验，两者结合可以避免单独颜色阈值造成的大量环境误检。</w:t>
+        <w:t xml:space="preserve">容易漏检，算法再从小型高亮光斑中寻找左右成对、位置接近水平、尺寸相近的车灯组合，并由该组合反推车辆候选框。随后对反推候选框进行车身暗部和边缘结构验证，过滤路面标线、灯箱、路牌和柱体反光。最终在车辆框内根据蓝光区域的相对位置和形态，将车辆分为蓝光车灯车辆和蓝光反光车辆。</w:t>
       </w:r>
     </w:p>
     <w:bookmarkEnd w:id="20"/>
@@ -139,7 +159,7 @@
         <w:rPr>
           <w:rFonts w:hint="eastAsia"/>
         </w:rPr>
-        <w:t xml:space="preserve">首先对输入图像进行高斯滤波，抑制传感器噪声和压缩噪声；随后在</w:t>
+        <w:t xml:space="preserve">输入图像先经过高斯滤波降低噪声，再转换到</w:t>
       </w:r>
       <w:r>
         <w:t xml:space="preserve"> LAB </w:t>
@@ -148,7 +168,7 @@
         <w:rPr>
           <w:rFonts w:hint="eastAsia"/>
         </w:rPr>
-        <w:t xml:space="preserve">空间对亮度通道使用</w:t>
+        <w:t xml:space="preserve">空间，对亮度通道使用</w:t>
       </w:r>
       <w:r>
         <w:t xml:space="preserve"> CLAHE </w:t>
@@ -157,11 +177,11 @@
         <w:rPr>
           <w:rFonts w:hint="eastAsia"/>
         </w:rPr>
-        <w:t xml:space="preserve">局部直方图均衡，增强夜间和逆光场景下的局部对比度。</w:t>
+        <w:t xml:space="preserve">局部直方图均衡。该步骤用于增强夜间弱车身边缘和局部光斑对比度，避免远处车辆在暗背景中完全丢失。</w:t>
       </w:r>
     </w:p>
     <w:bookmarkEnd w:id="21"/>
-    <w:bookmarkStart w:id="22" w:name="蓝光特征分割"/>
+    <w:bookmarkStart w:id="22" w:name="基础车辆检测"/>
     <w:p>
       <w:pPr>
         <w:pStyle w:val="Heading4"/>
@@ -173,7 +193,7 @@
         <w:rPr>
           <w:rFonts w:hint="eastAsia"/>
         </w:rPr>
-        <w:t xml:space="preserve">蓝光特征分割</w:t>
+        <w:t xml:space="preserve">基础车辆检测</w:t>
       </w:r>
     </w:p>
     <w:p>
@@ -184,43 +204,7 @@
         <w:rPr>
           <w:rFonts w:hint="eastAsia"/>
         </w:rPr>
-        <w:t xml:space="preserve">将图像转换到</w:t>
-      </w:r>
-      <w:r>
-        <w:t xml:space="preserve"> HSV </w:t>
-      </w:r>
-      <w:r>
-        <w:rPr>
-          <w:rFonts w:hint="eastAsia"/>
-        </w:rPr>
-        <w:t xml:space="preserve">空间，利用色相</w:t>
-      </w:r>
-      <w:r>
-        <w:t xml:space="preserve"> H </w:t>
-      </w:r>
-      <w:r>
-        <w:rPr>
-          <w:rFonts w:hint="eastAsia"/>
-        </w:rPr>
-        <w:t xml:space="preserve">限定蓝色范围，并结合饱和度</w:t>
-      </w:r>
-      <w:r>
-        <w:t xml:space="preserve"> S </w:t>
-      </w:r>
-      <w:r>
-        <w:rPr>
-          <w:rFonts w:hint="eastAsia"/>
-        </w:rPr>
-        <w:t xml:space="preserve">和亮度</w:t>
-      </w:r>
-      <w:r>
-        <w:t xml:space="preserve"> V </w:t>
-      </w:r>
-      <w:r>
-        <w:rPr>
-          <w:rFonts w:hint="eastAsia"/>
-        </w:rPr>
-        <w:t xml:space="preserve">筛选高亮蓝光区域。为适应不同光照，S、V</w:t>
+        <w:t xml:space="preserve">车辆检测模块优先调用</w:t>
       </w:r>
       <w:r>
         <w:t xml:space="preserve"> </w:t>
@@ -229,11 +213,29 @@
         <w:rPr>
           <w:rFonts w:hint="eastAsia"/>
         </w:rPr>
-        <w:t xml:space="preserve">阈值可由图像分位数自适应得到。</w:t>
+        <w:t xml:space="preserve">YOLOv8n，识别</w:t>
+      </w:r>
+      <w:r>
+        <w:t xml:space="preserve"> COCO </w:t>
+      </w:r>
+      <w:r>
+        <w:rPr>
+          <w:rFonts w:hint="eastAsia"/>
+        </w:rPr>
+        <w:t xml:space="preserve">类别中的</w:t>
+      </w:r>
+      <w:r>
+        <w:t xml:space="preserve"> car、motorcycle、bus、truck。YOLO </w:t>
+      </w:r>
+      <w:r>
+        <w:rPr>
+          <w:rFonts w:hint="eastAsia"/>
+        </w:rPr>
+        <w:t xml:space="preserve">检测到的车辆框作为最可靠的车辆先验，后续蓝光区域必须落在这些车辆框内，或者落在由成对车灯反推得到的车辆候选框内。</w:t>
       </w:r>
     </w:p>
     <w:bookmarkEnd w:id="22"/>
-    <w:bookmarkStart w:id="23" w:name="形态学去噪"/>
+    <w:bookmarkStart w:id="23" w:name="小型高亮蓝光候选提取"/>
     <w:p>
       <w:pPr>
         <w:pStyle w:val="Heading4"/>
@@ -245,7 +247,7 @@
         <w:rPr>
           <w:rFonts w:hint="eastAsia"/>
         </w:rPr>
-        <w:t xml:space="preserve">形态学去噪</w:t>
+        <w:t xml:space="preserve">小型高亮蓝光候选提取</w:t>
       </w:r>
     </w:p>
     <w:p>
@@ -256,11 +258,11 @@
         <w:rPr>
           <w:rFonts w:hint="eastAsia"/>
         </w:rPr>
-        <w:t xml:space="preserve">对二值蓝光掩码执行开运算去除零散噪点，执行闭运算连接破碎蓝光区域，再通过面积阈值过滤过小区域。</w:t>
+        <w:t xml:space="preserve">算法在灰度亮度图上提取高亮光斑：先根据图像亮度分位数获得自适应亮度阈值，再使用局部背景差分提取相对周围明显突出的亮点。随后通过连通域面积、宽高比和填充率过滤大面积灯箱、长条灯、路牌文字和噪声点，得到蓝光候选区域。候选区域后续必须与车辆空间关系结合，才能判定为车灯蓝光或车辆反光蓝光。</w:t>
       </w:r>
     </w:p>
     <w:bookmarkEnd w:id="23"/>
-    <w:bookmarkStart w:id="24" w:name="车辆检测"/>
+    <w:bookmarkStart w:id="24" w:name="成对车灯反推车辆候选"/>
     <w:p>
       <w:pPr>
         <w:pStyle w:val="Heading4"/>
@@ -272,7 +274,7 @@
         <w:rPr>
           <w:rFonts w:hint="eastAsia"/>
         </w:rPr>
-        <w:t xml:space="preserve">车辆检测</w:t>
+        <w:t xml:space="preserve">成对车灯反推车辆候选</w:t>
       </w:r>
     </w:p>
     <w:p>
@@ -283,29 +285,91 @@
         <w:rPr>
           <w:rFonts w:hint="eastAsia"/>
         </w:rPr>
-        <w:t xml:space="preserve">优先使用</w:t>
-      </w:r>
-      <w:r>
-        <w:t xml:space="preserve"> YOLOv8n </w:t>
-      </w:r>
-      <w:r>
-        <w:rPr>
-          <w:rFonts w:hint="eastAsia"/>
-        </w:rPr>
-        <w:t xml:space="preserve">轻量目标检测模型识别</w:t>
-      </w:r>
-      <w:r>
-        <w:t xml:space="preserve"> car、motorcycle、bus、truck </w:t>
-      </w:r>
-      <w:r>
-        <w:rPr>
-          <w:rFonts w:hint="eastAsia"/>
-        </w:rPr>
-        <w:t xml:space="preserve">等车辆类别；若环境没有模型依赖，则退化为基于边缘和轮廓的候选车辆检测，保证代码可运行和流程可演示。</w:t>
+        <w:t xml:space="preserve">远处车辆常常车身不明显，但左右车灯同时可见。因此算法对小型高亮候选进行两两匹配，只有满足以下条件的光斑对才会生成车辆候选框：</w:t>
+      </w:r>
+    </w:p>
+    <w:p>
+      <w:pPr>
+        <w:pStyle w:val="Compact"/>
+        <w:numPr>
+          <w:ilvl w:val="0"/>
+          <w:numId w:val="1001"/>
+        </w:numPr>
+      </w:pPr>
+      <w:r>
+        <w:rPr>
+          <w:rFonts w:hint="eastAsia"/>
+        </w:rPr>
+        <w:t xml:space="preserve">两个光斑近似水平排列，垂直偏差较小；</w:t>
+      </w:r>
+    </w:p>
+    <w:p>
+      <w:pPr>
+        <w:pStyle w:val="Compact"/>
+        <w:numPr>
+          <w:ilvl w:val="0"/>
+          <w:numId w:val="1001"/>
+        </w:numPr>
+      </w:pPr>
+      <w:r>
+        <w:rPr>
+          <w:rFonts w:hint="eastAsia"/>
+        </w:rPr>
+        <w:t xml:space="preserve">两个光斑面积差异不能过大；</w:t>
+      </w:r>
+    </w:p>
+    <w:p>
+      <w:pPr>
+        <w:pStyle w:val="Compact"/>
+        <w:numPr>
+          <w:ilvl w:val="0"/>
+          <w:numId w:val="1001"/>
+        </w:numPr>
+      </w:pPr>
+      <w:r>
+        <w:rPr>
+          <w:rFonts w:hint="eastAsia"/>
+        </w:rPr>
+        <w:t xml:space="preserve">两个光斑间距处于合理车灯间距范围；</w:t>
+      </w:r>
+    </w:p>
+    <w:p>
+      <w:pPr>
+        <w:pStyle w:val="Compact"/>
+        <w:numPr>
+          <w:ilvl w:val="0"/>
+          <w:numId w:val="1001"/>
+        </w:numPr>
+      </w:pPr>
+      <w:r>
+        <w:rPr>
+          <w:rFonts w:hint="eastAsia"/>
+        </w:rPr>
+        <w:t xml:space="preserve">光斑位置位于道路可能区域，排除明显建筑屏幕区域。</w:t>
+      </w:r>
+    </w:p>
+    <w:p>
+      <w:pPr>
+        <w:pStyle w:val="FirstParagraph"/>
+      </w:pPr>
+      <w:r>
+        <w:rPr>
+          <w:rFonts w:hint="eastAsia"/>
+        </w:rPr>
+        <w:t xml:space="preserve">根据光斑中心点和间距估计车辆候选框宽高，作为</w:t>
+      </w:r>
+      <w:r>
+        <w:t xml:space="preserve"> YOLO </w:t>
+      </w:r>
+      <w:r>
+        <w:rPr>
+          <w:rFonts w:hint="eastAsia"/>
+        </w:rPr>
+        <w:t xml:space="preserve">漏检车辆的补充。</w:t>
       </w:r>
     </w:p>
     <w:bookmarkEnd w:id="24"/>
-    <w:bookmarkStart w:id="25" w:name="蓝光关联匹配"/>
+    <w:bookmarkStart w:id="25" w:name="车身结构验证"/>
     <w:p>
       <w:pPr>
         <w:pStyle w:val="Heading4"/>
@@ -317,7 +381,7 @@
         <w:rPr>
           <w:rFonts w:hint="eastAsia"/>
         </w:rPr>
-        <w:t xml:space="preserve">蓝光关联匹配</w:t>
+        <w:t xml:space="preserve">车身结构验证</w:t>
       </w:r>
     </w:p>
     <w:p>
@@ -328,11 +392,52 @@
         <w:rPr>
           <w:rFonts w:hint="eastAsia"/>
         </w:rPr>
-        <w:t xml:space="preserve">对每个蓝光区域计算其落入车辆框内部的比例。若包含比例超过阈值，则判定为车辆相关蓝光；否则标记为路牌、路灯或路面反光等环境蓝光干扰。</w:t>
+        <w:t xml:space="preserve">仅有成对亮点仍不足以证明是车辆，因为地面标线和路面反射也可能形成成对高亮。因此，算法对反推车辆候选框检查两类结构证据：</w:t>
+      </w:r>
+    </w:p>
+    <w:p>
+      <w:pPr>
+        <w:pStyle w:val="Compact"/>
+        <w:numPr>
+          <w:ilvl w:val="0"/>
+          <w:numId w:val="1002"/>
+        </w:numPr>
+      </w:pPr>
+      <w:r>
+        <w:rPr>
+          <w:rFonts w:hint="eastAsia"/>
+        </w:rPr>
+        <w:t xml:space="preserve">暗部比例：车辆候选框内应存在一定比例的暗色车身或阴影区域；</w:t>
+      </w:r>
+    </w:p>
+    <w:p>
+      <w:pPr>
+        <w:pStyle w:val="Compact"/>
+        <w:numPr>
+          <w:ilvl w:val="0"/>
+          <w:numId w:val="1002"/>
+        </w:numPr>
+      </w:pPr>
+      <w:r>
+        <w:rPr>
+          <w:rFonts w:hint="eastAsia"/>
+        </w:rPr>
+        <w:t xml:space="preserve">边缘比例：车辆候选框内应存在车身轮廓、车窗、保险杠等边缘结构。</w:t>
+      </w:r>
+    </w:p>
+    <w:p>
+      <w:pPr>
+        <w:pStyle w:val="FirstParagraph"/>
+      </w:pPr>
+      <w:r>
+        <w:rPr>
+          <w:rFonts w:hint="eastAsia"/>
+        </w:rPr>
+        <w:t xml:space="preserve">如果候选框内部几乎全是亮地面或缺少边缘结构，则判定为环境反光，不生成车辆候选。</w:t>
       </w:r>
     </w:p>
     <w:bookmarkEnd w:id="25"/>
-    <w:bookmarkStart w:id="26" w:name="蓝光来源定位"/>
+    <w:bookmarkStart w:id="26" w:name="车辆蓝光来源分类"/>
     <w:p>
       <w:pPr>
         <w:pStyle w:val="Heading4"/>
@@ -344,7 +449,7 @@
         <w:rPr>
           <w:rFonts w:hint="eastAsia"/>
         </w:rPr>
-        <w:t xml:space="preserve">蓝光来源定位</w:t>
+        <w:t xml:space="preserve">车辆蓝光来源分类</w:t>
       </w:r>
     </w:p>
     <w:p>
@@ -355,7 +460,7 @@
         <w:rPr>
           <w:rFonts w:hint="eastAsia"/>
         </w:rPr>
-        <w:t xml:space="preserve">根据蓝光区域中心点在车辆框内的相对坐标，粗分为左侧车灯蓝光、右侧车灯蓝光、车灯/车牌附近蓝光和车身/挡风玻璃反光。</w:t>
+        <w:t xml:space="preserve">对每个车辆框，先判断蓝光候选是否落入车辆内部。位于前灯/尾灯区域、且呈小型强光核心的候选判定为车灯蓝光，对应车辆使用红色框标注；位于车身、挡风玻璃或号牌附近的候选判定为车辆蓝光反光，对应车辆使用黄色框标注。未与车辆形成可靠空间关系的路牌、路灯、屏幕、柱体和地面反射判定为环境干扰蓝光并过滤。</w:t>
       </w:r>
     </w:p>
     <w:bookmarkEnd w:id="26"/>
@@ -439,13 +544,10 @@
               <w:pStyle w:val="Compact"/>
             </w:pPr>
             <w:r>
-              <w:t xml:space="preserve">HSV </w:t>
-            </w:r>
-            <w:r>
               <w:rPr>
                 <w:rFonts w:hint="eastAsia"/>
               </w:rPr>
-              <w:t xml:space="preserve">色相范围</w:t>
+              <w:t xml:space="preserve">高亮阈值</w:t>
             </w:r>
           </w:p>
         </w:tc>
@@ -457,7 +559,7 @@
               <w:jc w:val="right"/>
             </w:pPr>
             <w:r>
-              <w:t xml:space="preserve">H=85~135</w:t>
+              <w:t xml:space="preserve">max(185, P98.5(gray))</w:t>
             </w:r>
           </w:p>
         </w:tc>
@@ -471,7 +573,7 @@
               <w:rPr>
                 <w:rFonts w:hint="eastAsia"/>
               </w:rPr>
-              <w:t xml:space="preserve">覆盖常见蓝光区域</w:t>
+              <w:t xml:space="preserve">提取夜间高亮光斑候选</w:t>
             </w:r>
           </w:p>
         </w:tc>
@@ -487,7 +589,7 @@
               <w:rPr>
                 <w:rFonts w:hint="eastAsia"/>
               </w:rPr>
-              <w:t xml:space="preserve">自适应亮度阈值</w:t>
+              <w:t xml:space="preserve">局部对比度阈值</w:t>
             </w:r>
           </w:p>
         </w:tc>
@@ -499,7 +601,7 @@
               <w:jc w:val="right"/>
             </w:pPr>
             <w:r>
-              <w:t xml:space="preserve">V_min=max(120, P75(V))</w:t>
+              <w:t xml:space="preserve">contrast ≥ 22</w:t>
             </w:r>
           </w:p>
         </w:tc>
@@ -513,7 +615,7 @@
               <w:rPr>
                 <w:rFonts w:hint="eastAsia"/>
               </w:rPr>
-              <w:t xml:space="preserve">适配白天弱蓝光和夜间强蓝光</w:t>
+              <w:t xml:space="preserve">保留相对周围突出的光点</w:t>
             </w:r>
           </w:p>
         </w:tc>
@@ -529,7 +631,7 @@
               <w:rPr>
                 <w:rFonts w:hint="eastAsia"/>
               </w:rPr>
-              <w:t xml:space="preserve">自适应饱和度阈值</w:t>
+              <w:t xml:space="preserve">光斑面积范围</w:t>
             </w:r>
           </w:p>
         </w:tc>
@@ -541,7 +643,22 @@
               <w:jc w:val="right"/>
             </w:pPr>
             <w:r>
-              <w:t xml:space="preserve">S_min=max(55, P55(S))</w:t>
+              <w:t xml:space="preserve">4 </w:t>
+            </w:r>
+            <w:r>
+              <w:rPr>
+                <w:rFonts w:hint="eastAsia"/>
+              </w:rPr>
+              <w:t xml:space="preserve">像素到</w:t>
+            </w:r>
+            <w:r>
+              <w:t xml:space="preserve"> 0.3% </w:t>
+            </w:r>
+            <w:r>
+              <w:rPr>
+                <w:rFonts w:hint="eastAsia"/>
+              </w:rPr>
+              <w:t xml:space="preserve">图像面积</w:t>
             </w:r>
           </w:p>
         </w:tc>
@@ -555,7 +672,7 @@
               <w:rPr>
                 <w:rFonts w:hint="eastAsia"/>
               </w:rPr>
-              <w:t xml:space="preserve">过滤灰白高亮区域</w:t>
+              <w:t xml:space="preserve">过滤噪声点和大面积灯箱/路牌</w:t>
             </w:r>
           </w:p>
         </w:tc>
@@ -571,7 +688,7 @@
               <w:rPr>
                 <w:rFonts w:hint="eastAsia"/>
               </w:rPr>
-              <w:t xml:space="preserve">形态学核</w:t>
+              <w:t xml:space="preserve">光斑宽高比</w:t>
             </w:r>
           </w:p>
         </w:tc>
@@ -583,13 +700,16 @@
               <w:jc w:val="right"/>
             </w:pPr>
             <w:r>
-              <w:t xml:space="preserve">3×3 </w:t>
+              <w:t xml:space="preserve">0.25 </w:t>
             </w:r>
             <w:r>
               <w:rPr>
                 <w:rFonts w:hint="eastAsia"/>
               </w:rPr>
-              <w:t xml:space="preserve">椭圆核</w:t>
+              <w:t xml:space="preserve">到</w:t>
+            </w:r>
+            <w:r>
+              <w:t xml:space="preserve"> 4.5</w:t>
             </w:r>
           </w:p>
         </w:tc>
@@ -603,7 +723,7 @@
               <w:rPr>
                 <w:rFonts w:hint="eastAsia"/>
               </w:rPr>
-              <w:t xml:space="preserve">兼顾噪点去除和小车灯保留</w:t>
+              <w:t xml:space="preserve">保留车辆蓝光候选亮斑</w:t>
             </w:r>
           </w:p>
         </w:tc>
@@ -619,7 +739,7 @@
               <w:rPr>
                 <w:rFonts w:hint="eastAsia"/>
               </w:rPr>
-              <w:t xml:space="preserve">蓝光最小面积</w:t>
+              <w:t xml:space="preserve">成对车灯水平偏差</w:t>
             </w:r>
           </w:p>
         </w:tc>
@@ -631,13 +751,7 @@
               <w:jc w:val="right"/>
             </w:pPr>
             <w:r>
-              <w:t xml:space="preserve">35 </w:t>
-            </w:r>
-            <w:r>
-              <w:rPr>
-                <w:rFonts w:hint="eastAsia"/>
-              </w:rPr>
-              <w:t xml:space="preserve">像素</w:t>
+              <w:t xml:space="preserve">dy ≤ max(5, 0.25×dx)</w:t>
             </w:r>
           </w:p>
         </w:tc>
@@ -651,7 +765,7 @@
               <w:rPr>
                 <w:rFonts w:hint="eastAsia"/>
               </w:rPr>
-              <w:t xml:space="preserve">过滤孤立噪点</w:t>
+              <w:t xml:space="preserve">约束左右车灯近似水平</w:t>
             </w:r>
           </w:p>
         </w:tc>
@@ -667,7 +781,7 @@
               <w:rPr>
                 <w:rFonts w:hint="eastAsia"/>
               </w:rPr>
-              <w:t xml:space="preserve">车辆关联阈值</w:t>
+              <w:t xml:space="preserve">成对车灯间距</w:t>
             </w:r>
           </w:p>
         </w:tc>
@@ -679,13 +793,22 @@
               <w:jc w:val="right"/>
             </w:pPr>
             <w:r>
+              <w:t xml:space="preserve">10 </w:t>
+            </w:r>
+            <w:r>
               <w:rPr>
                 <w:rFonts w:hint="eastAsia"/>
               </w:rPr>
-              <w:t xml:space="preserve">包含比例</w:t>
-            </w:r>
-            <w:r>
-              <w:t xml:space="preserve"> ≥ 0.45</w:t>
+              <w:t xml:space="preserve">到</w:t>
+            </w:r>
+            <w:r>
+              <w:t xml:space="preserve"> 70 </w:t>
+            </w:r>
+            <w:r>
+              <w:rPr>
+                <w:rFonts w:hint="eastAsia"/>
+              </w:rPr>
+              <w:t xml:space="preserve">像素</w:t>
             </w:r>
           </w:p>
         </w:tc>
@@ -699,7 +822,91 @@
               <w:rPr>
                 <w:rFonts w:hint="eastAsia"/>
               </w:rPr>
-              <w:t xml:space="preserve">判断蓝光是否属于车辆</w:t>
+              <w:t xml:space="preserve">适配远处车辆灯距</w:t>
+            </w:r>
+          </w:p>
+        </w:tc>
+      </w:tr>
+      <w:tr>
+        <w:tc>
+          <w:tcPr/>
+          <w:p>
+            <w:pPr>
+              <w:pStyle w:val="Compact"/>
+            </w:pPr>
+            <w:r>
+              <w:rPr>
+                <w:rFonts w:hint="eastAsia"/>
+              </w:rPr>
+              <w:t xml:space="preserve">车身暗部比例</w:t>
+            </w:r>
+          </w:p>
+        </w:tc>
+        <w:tc>
+          <w:tcPr/>
+          <w:p>
+            <w:pPr>
+              <w:pStyle w:val="Compact"/>
+              <w:jc w:val="right"/>
+            </w:pPr>
+            <w:r>
+              <w:t xml:space="preserve">≥ 0.04</w:t>
+            </w:r>
+          </w:p>
+        </w:tc>
+        <w:tc>
+          <w:tcPr/>
+          <w:p>
+            <w:pPr>
+              <w:pStyle w:val="Compact"/>
+            </w:pPr>
+            <w:r>
+              <w:rPr>
+                <w:rFonts w:hint="eastAsia"/>
+              </w:rPr>
+              <w:t xml:space="preserve">排除纯路面反光和标线高亮</w:t>
+            </w:r>
+          </w:p>
+        </w:tc>
+      </w:tr>
+      <w:tr>
+        <w:tc>
+          <w:tcPr/>
+          <w:p>
+            <w:pPr>
+              <w:pStyle w:val="Compact"/>
+            </w:pPr>
+            <w:r>
+              <w:rPr>
+                <w:rFonts w:hint="eastAsia"/>
+              </w:rPr>
+              <w:t xml:space="preserve">车身边缘比例</w:t>
+            </w:r>
+          </w:p>
+        </w:tc>
+        <w:tc>
+          <w:tcPr/>
+          <w:p>
+            <w:pPr>
+              <w:pStyle w:val="Compact"/>
+              <w:jc w:val="right"/>
+            </w:pPr>
+            <w:r>
+              <w:t xml:space="preserve">≥ 0.07</w:t>
+            </w:r>
+          </w:p>
+        </w:tc>
+        <w:tc>
+          <w:tcPr/>
+          <w:p>
+            <w:pPr>
+              <w:pStyle w:val="Compact"/>
+            </w:pPr>
+            <w:r>
+              <w:rPr>
+                <w:rFonts w:hint="eastAsia"/>
+              </w:rPr>
+              <w:t xml:space="preserve">确认候选框内存在车辆结构</w:t>
             </w:r>
           </w:p>
         </w:tc>
@@ -752,7 +959,7 @@
         <w:pStyle w:val="Compact"/>
         <w:numPr>
           <w:ilvl w:val="0"/>
-          <w:numId w:val="1001"/>
+          <w:numId w:val="1003"/>
         </w:numPr>
       </w:pPr>
       <w:r>
@@ -765,7 +972,7 @@
         <w:rPr>
           <w:rFonts w:hint="eastAsia"/>
         </w:rPr>
-        <w:t xml:space="preserve">：程序入口，支持图片和视频输入，负责结果输出。</w:t>
+        <w:t xml:space="preserve">：程序入口，支持图片输入，并保留视频逐帧处理函数；当前作业输出以图片结果为主。</w:t>
       </w:r>
     </w:p>
     <w:p>
@@ -773,7 +980,7 @@
         <w:pStyle w:val="Compact"/>
         <w:numPr>
           <w:ilvl w:val="0"/>
-          <w:numId w:val="1001"/>
+          <w:numId w:val="1003"/>
         </w:numPr>
       </w:pPr>
       <w:r>
@@ -803,7 +1010,7 @@
         <w:pStyle w:val="Compact"/>
         <w:numPr>
           <w:ilvl w:val="0"/>
-          <w:numId w:val="1001"/>
+          <w:numId w:val="1003"/>
         </w:numPr>
       </w:pPr>
       <w:r>
@@ -816,7 +1023,7 @@
         <w:rPr>
           <w:rFonts w:hint="eastAsia"/>
         </w:rPr>
-        <w:t xml:space="preserve">：蓝光预处理、分割、区域提取和车辆关联匹配。</w:t>
+        <w:t xml:space="preserve">：图像预处理、蓝光候选提取、成对车灯车辆补检、车身结构验证和车辆蓝光来源分类。</w:t>
       </w:r>
     </w:p>
     <w:p>
@@ -824,7 +1031,7 @@
         <w:pStyle w:val="Compact"/>
         <w:numPr>
           <w:ilvl w:val="0"/>
-          <w:numId w:val="1001"/>
+          <w:numId w:val="1003"/>
         </w:numPr>
       </w:pPr>
       <w:r>
@@ -854,7 +1061,7 @@
         <w:pStyle w:val="Compact"/>
         <w:numPr>
           <w:ilvl w:val="0"/>
-          <w:numId w:val="1001"/>
+          <w:numId w:val="1003"/>
         </w:numPr>
       </w:pPr>
       <w:r>
@@ -891,25 +1098,123 @@
         <w:rPr>
           <w:rFonts w:hint="eastAsia"/>
         </w:rPr>
-        <w:t xml:space="preserve">程序会在原图上绘制绿色车辆框、红色含蓝光车辆框、蓝色车辆蓝光区域框、橙色环境干扰蓝光区域框，并在左上角输出</w:t>
-      </w:r>
-      <w:r>
-        <w:t xml:space="preserve"> vehicles、blue_vehicles、blue_regions </w:t>
-      </w:r>
-      <w:r>
-        <w:rPr>
-          <w:rFonts w:hint="eastAsia"/>
-        </w:rPr>
-        <w:t xml:space="preserve">等统计信息。对于视频输入，程序逐帧处理并生成带检测标注的</w:t>
-      </w:r>
-      <w:r>
-        <w:t xml:space="preserve"> MP4 </w:t>
-      </w:r>
-      <w:r>
-        <w:rPr>
-          <w:rFonts w:hint="eastAsia"/>
-        </w:rPr>
-        <w:t xml:space="preserve">文件。</w:t>
+        <w:t xml:space="preserve">程序在原图上绘制三类标注：</w:t>
+      </w:r>
+    </w:p>
+    <w:p>
+      <w:pPr>
+        <w:pStyle w:val="Compact"/>
+        <w:numPr>
+          <w:ilvl w:val="0"/>
+          <w:numId w:val="1004"/>
+        </w:numPr>
+      </w:pPr>
+      <w:r>
+        <w:rPr>
+          <w:rFonts w:hint="eastAsia"/>
+        </w:rPr>
+        <w:t xml:space="preserve">绿色框：普通车辆；</w:t>
+      </w:r>
+    </w:p>
+    <w:p>
+      <w:pPr>
+        <w:pStyle w:val="Compact"/>
+        <w:numPr>
+          <w:ilvl w:val="0"/>
+          <w:numId w:val="1004"/>
+        </w:numPr>
+      </w:pPr>
+      <w:r>
+        <w:rPr>
+          <w:rFonts w:hint="eastAsia"/>
+        </w:rPr>
+        <w:t xml:space="preserve">红色框：蓝光车灯车辆；</w:t>
+      </w:r>
+    </w:p>
+    <w:p>
+      <w:pPr>
+        <w:pStyle w:val="Compact"/>
+        <w:numPr>
+          <w:ilvl w:val="0"/>
+          <w:numId w:val="1004"/>
+        </w:numPr>
+      </w:pPr>
+      <w:r>
+        <w:rPr>
+          <w:rFonts w:hint="eastAsia"/>
+        </w:rPr>
+        <w:t xml:space="preserve">黄色框：蓝光反光车辆；</w:t>
+      </w:r>
+    </w:p>
+    <w:p>
+      <w:pPr>
+        <w:pStyle w:val="Compact"/>
+        <w:numPr>
+          <w:ilvl w:val="0"/>
+          <w:numId w:val="1004"/>
+        </w:numPr>
+      </w:pPr>
+      <w:r>
+        <w:rPr>
+          <w:rFonts w:hint="eastAsia"/>
+        </w:rPr>
+        <w:t xml:space="preserve">蓝色小框：车辆蓝光区域。</w:t>
+      </w:r>
+    </w:p>
+    <w:p>
+      <w:pPr>
+        <w:pStyle w:val="FirstParagraph"/>
+      </w:pPr>
+      <w:r>
+        <w:rPr>
+          <w:rFonts w:hint="eastAsia"/>
+        </w:rPr>
+        <w:t xml:space="preserve">左上角输出</w:t>
+      </w:r>
+      <w:r>
+        <w:t xml:space="preserve"> </w:t>
+      </w:r>
+      <w:r>
+        <w:rPr>
+          <w:rStyle w:val="VerbatimChar"/>
+        </w:rPr>
+        <w:t xml:space="preserve">vehicles</w:t>
+      </w:r>
+      <w:r>
+        <w:t xml:space="preserve">、</w:t>
+      </w:r>
+      <w:r>
+        <w:rPr>
+          <w:rStyle w:val="VerbatimChar"/>
+        </w:rPr>
+        <w:t xml:space="preserve">lamp_blue</w:t>
+      </w:r>
+      <w:r>
+        <w:t xml:space="preserve">、</w:t>
+      </w:r>
+      <w:r>
+        <w:rPr>
+          <w:rStyle w:val="VerbatimChar"/>
+        </w:rPr>
+        <w:t xml:space="preserve">reflect_blue</w:t>
+      </w:r>
+      <w:r>
+        <w:t xml:space="preserve">、</w:t>
+      </w:r>
+      <w:r>
+        <w:rPr>
+          <w:rStyle w:val="VerbatimChar"/>
+        </w:rPr>
+        <w:t xml:space="preserve">blue_regions</w:t>
+      </w:r>
+      <w:r>
+        <w:t xml:space="preserve"> </w:t>
+      </w:r>
+      <w:r>
+        <w:rPr>
+          <w:rFonts w:hint="eastAsia"/>
+        </w:rPr>
+        <w:t xml:space="preserve">等统计。环境干扰蓝光参与过滤逻辑，但不计入车辆蓝光数量。</w:t>
       </w:r>
     </w:p>
     <w:bookmarkEnd w:id="30"/>
@@ -933,16 +1238,7 @@
         <w:rPr>
           <w:rFonts w:hint="eastAsia"/>
         </w:rPr>
-        <w:t xml:space="preserve">综合准确性、可解释性、部署难度和作业要求，本方案选择轻量</w:t>
-      </w:r>
-      <w:r>
-        <w:t xml:space="preserve"> AI </w:t>
-      </w:r>
-      <w:r>
-        <w:rPr>
-          <w:rFonts w:hint="eastAsia"/>
-        </w:rPr>
-        <w:t xml:space="preserve">检测与传统图像处理融合的方式。AI</w:t>
+        <w:t xml:space="preserve">本方案不是全图亮点检测，也不是简单颜色分割，而是车辆优先的蓝光检测流程。YOLO</w:t>
       </w:r>
       <w:r>
         <w:t xml:space="preserve"> </w:t>
@@ -951,16 +1247,7 @@
         <w:rPr>
           <w:rFonts w:hint="eastAsia"/>
         </w:rPr>
-        <w:t xml:space="preserve">模型提供车辆位置先验，HSV</w:t>
-      </w:r>
-      <w:r>
-        <w:t xml:space="preserve"> </w:t>
-      </w:r>
-      <w:r>
-        <w:rPr>
-          <w:rFonts w:hint="eastAsia"/>
-        </w:rPr>
-        <w:t xml:space="preserve">阈值和形态学方法提供蓝光像素证据，空间关联逻辑过滤环境干扰，来源定位进一步满足拓展要求。该方案原理清晰、代码模块化、可在单帧和视频流上运行，符合高速监控蓝光检测任务要求。</w:t>
+        <w:t xml:space="preserve">提供可靠车辆框，成对车灯规则补足远处小车漏检，车身结构验证过滤路面和环境反光，车辆框内的位置约束进一步区分车灯蓝光和车辆反光蓝光。该方案更符合“识别带蓝光车灯/蓝光反光车辆，并过滤路牌、路灯等虚假蓝光干扰”的题目要求。</w:t>
       </w:r>
     </w:p>
     <w:bookmarkEnd w:id="31"/>
@@ -1183,6 +1470,15 @@
     <w:abstractNumId w:val="990"/>
   </w:num>
   <w:num w:numId="1001">
+    <w:abstractNumId w:val="991"/>
+  </w:num>
+  <w:num w:numId="1002">
+    <w:abstractNumId w:val="991"/>
+  </w:num>
+  <w:num w:numId="1003">
+    <w:abstractNumId w:val="991"/>
+  </w:num>
+  <w:num w:numId="1004">
     <w:abstractNumId w:val="991"/>
   </w:num>
 </w:numbering>

--- a/blue-light-detection/解题技术思路和最优方案报告.docx
+++ b/blue-light-detection/解题技术思路和最优方案报告.docx
@@ -365,7 +365,7 @@
         <w:rPr>
           <w:rFonts w:hint="eastAsia"/>
         </w:rPr>
-        <w:t xml:space="preserve">漏检车辆的补充。</w:t>
+        <w:t xml:space="preserve">漏检车辆的补充。成对光斑中位于车辆框左半侧的候选记为左侧车灯蓝光，位于右半侧的候选记为右侧车灯蓝光，从而实现左右车灯的分别定位。</w:t>
       </w:r>
     </w:p>
     <w:bookmarkEnd w:id="24"/>
@@ -460,7 +460,7 @@
         <w:rPr>
           <w:rFonts w:hint="eastAsia"/>
         </w:rPr>
-        <w:t xml:space="preserve">对每个车辆框，先判断蓝光候选是否落入车辆内部。位于前灯/尾灯区域、且呈小型强光核心的候选判定为车灯蓝光，对应车辆使用红色框标注；位于车身、挡风玻璃或号牌附近的候选判定为车辆蓝光反光，对应车辆使用黄色框标注。未与车辆形成可靠空间关系的路牌、路灯、屏幕、柱体和地面反射判定为环境干扰蓝光并过滤。</w:t>
+        <w:t xml:space="preserve">对每个车辆框，先判断蓝光候选是否落入车辆内部。位于前灯/尾灯区域、且呈小型强光核心的候选判定为车灯蓝光，并根据候选中心点在车辆框内的横向位置识别为左侧车灯蓝光或右侧车灯蓝光，对应车辆使用红色框标注；位于车身、挡风玻璃或号牌附近的候选判定为车辆蓝光反光，对应车辆使用黄色框标注。未与车辆形成可靠空间关系的路牌、路灯、屏幕、柱体和地面反射判定为环境干扰蓝光并过滤。</w:t>
       </w:r>
     </w:p>
     <w:bookmarkEnd w:id="26"/>
